--- a/docs/航拍无人机-全栈工程手册.docx
+++ b/docs/航拍无人机-全栈工程手册.docx
@@ -1075,7 +1075,7 @@
             <w:tab/>
           </w:r>
           <w:r>
-            <w:t>18</w:t>
+            <w:t>19</w:t>
           </w:r>
         </w:p>
         <w:p>
@@ -6566,6 +6566,781 @@
           </w:p>
         </w:tc>
       </w:tr>
+      <w:tr>
+        <w:trPr>
+          <w:cantSplit/>
+        </w:trPr>
+        <w:tc>
+          <w:tcPr>
+            <w:tcW w:type="pct" w:w="850"/>
+            <w:shd w:fill="FFFFFF" w:val="clear"/>
+            <w:tcMar>
+              <w:top w:type="dxa" w:w="50"/>
+              <w:left w:type="dxa" w:w="100"/>
+              <w:bottom w:type="dxa" w:w="50"/>
+              <w:right w:type="dxa" w:w="100"/>
+            </w:tcMar>
+            <w:vAlign w:val="center"/>
+          </w:tcPr>
+          <w:p>
+            <w:pPr>
+              <w:spacing w:after="0" w:line="280"/>
+              <w:jc w:val="left"/>
+            </w:pPr>
+            <w:r>
+              <w:rPr>
+                <w:rFonts w:ascii="Times New Roman" w:eastAsia="SimSun"/>
+                <w:b w:val="false"/>
+                <w:bCs w:val="false"/>
+                <w:color w:val="000000"/>
+                <w:sz w:val="21"/>
+                <w:szCs w:val="21"/>
+              </w:rPr>
+              <w:t xml:space="preserve">planner_bridge</w:t>
+            </w:r>
+          </w:p>
+        </w:tc>
+        <w:tc>
+          <w:tcPr>
+            <w:tcW w:type="pct" w:w="450"/>
+            <w:shd w:fill="FFFFFF" w:val="clear"/>
+            <w:tcMar>
+              <w:top w:type="dxa" w:w="50"/>
+              <w:left w:type="dxa" w:w="100"/>
+              <w:bottom w:type="dxa" w:w="50"/>
+              <w:right w:type="dxa" w:w="100"/>
+            </w:tcMar>
+            <w:vAlign w:val="center"/>
+          </w:tcPr>
+          <w:p>
+            <w:pPr>
+              <w:spacing w:after="0" w:line="280"/>
+              <w:jc w:val="left"/>
+            </w:pPr>
+            <w:r>
+              <w:rPr>
+                <w:rFonts w:ascii="Times New Roman" w:eastAsia="SimSun"/>
+                <w:b w:val="false"/>
+                <w:bCs w:val="false"/>
+                <w:color w:val="000000"/>
+                <w:sz w:val="21"/>
+                <w:szCs w:val="21"/>
+              </w:rPr>
+              <w:t xml:space="preserve">10Hz</w:t>
+            </w:r>
+          </w:p>
+        </w:tc>
+        <w:tc>
+          <w:tcPr>
+            <w:tcW w:type="pct" w:w="650"/>
+            <w:shd w:fill="FFFFFF" w:val="clear"/>
+            <w:tcMar>
+              <w:top w:type="dxa" w:w="50"/>
+              <w:left w:type="dxa" w:w="100"/>
+              <w:bottom w:type="dxa" w:w="50"/>
+              <w:right w:type="dxa" w:w="100"/>
+            </w:tcMar>
+            <w:vAlign w:val="center"/>
+          </w:tcPr>
+          <w:p>
+            <w:pPr>
+              <w:spacing w:after="0" w:line="280"/>
+              <w:jc w:val="left"/>
+            </w:pPr>
+            <w:r>
+              <w:rPr>
+                <w:rFonts w:ascii="Times New Roman" w:eastAsia="SimSun"/>
+                <w:b w:val="false"/>
+                <w:bCs w:val="false"/>
+                <w:color w:val="000000"/>
+                <w:sz w:val="21"/>
+                <w:szCs w:val="21"/>
+              </w:rPr>
+              <w:t xml:space="preserve">≤3ms</w:t>
+            </w:r>
+          </w:p>
+        </w:tc>
+        <w:tc>
+          <w:tcPr>
+            <w:tcW w:type="pct" w:w="1650"/>
+            <w:shd w:fill="FFFFFF" w:val="clear"/>
+            <w:tcMar>
+              <w:top w:type="dxa" w:w="50"/>
+              <w:left w:type="dxa" w:w="100"/>
+              <w:bottom w:type="dxa" w:w="50"/>
+              <w:right w:type="dxa" w:w="100"/>
+            </w:tcMar>
+            <w:vAlign w:val="center"/>
+          </w:tcPr>
+          <w:p>
+            <w:pPr>
+              <w:spacing w:after="0" w:line="280"/>
+              <w:jc w:val="left"/>
+            </w:pPr>
+            <w:r>
+              <w:rPr>
+                <w:rFonts w:ascii="Times New Roman" w:eastAsia="SimSun"/>
+                <w:b w:val="false"/>
+                <w:bCs w:val="false"/>
+                <w:color w:val="000000"/>
+                <w:sz w:val="21"/>
+                <w:szCs w:val="21"/>
+              </w:rPr>
+              <w:t xml:space="preserve">Octomap 2.5D A* + EGO-Planner</w:t>
+            </w:r>
+          </w:p>
+        </w:tc>
+        <w:tc>
+          <w:tcPr>
+            <w:tcW w:type="pct" w:w="1400"/>
+            <w:shd w:fill="FFFFFF" w:val="clear"/>
+            <w:tcMar>
+              <w:top w:type="dxa" w:w="50"/>
+              <w:left w:type="dxa" w:w="100"/>
+              <w:bottom w:type="dxa" w:w="50"/>
+              <w:right w:type="dxa" w:w="100"/>
+            </w:tcMar>
+            <w:vAlign w:val="center"/>
+          </w:tcPr>
+          <w:p>
+            <w:pPr>
+              <w:spacing w:after="0" w:line="280"/>
+              <w:jc w:val="left"/>
+            </w:pPr>
+            <w:r>
+              <w:rPr>
+                <w:rFonts w:ascii="Times New Roman" w:eastAsia="SimSun"/>
+                <w:b w:val="false"/>
+                <w:bCs w:val="false"/>
+                <w:color w:val="000000"/>
+                <w:sz w:val="21"/>
+                <w:szCs w:val="21"/>
+              </w:rPr>
+              <w:t xml:space="preserve">全局航点+局部避障指令</w:t>
+            </w:r>
+          </w:p>
+        </w:tc>
+      </w:tr>
+      <w:tr>
+        <w:trPr>
+          <w:cantSplit/>
+        </w:trPr>
+        <w:tc>
+          <w:tcPr>
+            <w:tcW w:type="pct" w:w="850"/>
+            <w:shd w:fill="FFFFFF" w:val="clear"/>
+            <w:tcMar>
+              <w:top w:type="dxa" w:w="50"/>
+              <w:left w:type="dxa" w:w="100"/>
+              <w:bottom w:type="dxa" w:w="50"/>
+              <w:right w:type="dxa" w:w="100"/>
+            </w:tcMar>
+            <w:vAlign w:val="center"/>
+          </w:tcPr>
+          <w:p>
+            <w:pPr>
+              <w:spacing w:after="0" w:line="280"/>
+              <w:jc w:val="left"/>
+            </w:pPr>
+            <w:r>
+              <w:rPr>
+                <w:rFonts w:ascii="Times New Roman" w:eastAsia="SimSun"/>
+                <w:b w:val="false"/>
+                <w:bCs w:val="false"/>
+                <w:color w:val="000000"/>
+                <w:sz w:val="21"/>
+                <w:szCs w:val="21"/>
+              </w:rPr>
+              <w:t xml:space="preserve">obstacle_send</w:t>
+            </w:r>
+          </w:p>
+        </w:tc>
+        <w:tc>
+          <w:tcPr>
+            <w:tcW w:type="pct" w:w="450"/>
+            <w:shd w:fill="FFFFFF" w:val="clear"/>
+            <w:tcMar>
+              <w:top w:type="dxa" w:w="50"/>
+              <w:left w:type="dxa" w:w="100"/>
+              <w:bottom w:type="dxa" w:w="50"/>
+              <w:right w:type="dxa" w:w="100"/>
+            </w:tcMar>
+            <w:vAlign w:val="center"/>
+          </w:tcPr>
+          <w:p>
+            <w:pPr>
+              <w:spacing w:after="0" w:line="280"/>
+              <w:jc w:val="left"/>
+            </w:pPr>
+            <w:r>
+              <w:rPr>
+                <w:rFonts w:ascii="Times New Roman" w:eastAsia="SimSun"/>
+                <w:b w:val="false"/>
+                <w:bCs w:val="false"/>
+                <w:color w:val="000000"/>
+                <w:sz w:val="21"/>
+                <w:szCs w:val="21"/>
+              </w:rPr>
+              <w:t xml:space="preserve">10Hz</w:t>
+            </w:r>
+          </w:p>
+        </w:tc>
+        <w:tc>
+          <w:tcPr>
+            <w:tcW w:type="pct" w:w="650"/>
+            <w:shd w:fill="FFFFFF" w:val="clear"/>
+            <w:tcMar>
+              <w:top w:type="dxa" w:w="50"/>
+              <w:left w:type="dxa" w:w="100"/>
+              <w:bottom w:type="dxa" w:w="50"/>
+              <w:right w:type="dxa" w:w="100"/>
+            </w:tcMar>
+            <w:vAlign w:val="center"/>
+          </w:tcPr>
+          <w:p>
+            <w:pPr>
+              <w:spacing w:after="0" w:line="280"/>
+              <w:jc w:val="left"/>
+            </w:pPr>
+            <w:r>
+              <w:rPr>
+                <w:rFonts w:ascii="Times New Roman" w:eastAsia="SimSun"/>
+                <w:b w:val="false"/>
+                <w:bCs w:val="false"/>
+                <w:color w:val="000000"/>
+                <w:sz w:val="21"/>
+                <w:szCs w:val="21"/>
+              </w:rPr>
+              <w:t xml:space="preserve">≤2ms</w:t>
+            </w:r>
+          </w:p>
+        </w:tc>
+        <w:tc>
+          <w:tcPr>
+            <w:tcW w:type="pct" w:w="1650"/>
+            <w:shd w:fill="FFFFFF" w:val="clear"/>
+            <w:tcMar>
+              <w:top w:type="dxa" w:w="50"/>
+              <w:left w:type="dxa" w:w="100"/>
+              <w:bottom w:type="dxa" w:w="50"/>
+              <w:right w:type="dxa" w:w="100"/>
+            </w:tcMar>
+            <w:vAlign w:val="center"/>
+          </w:tcPr>
+          <w:p>
+            <w:pPr>
+              <w:spacing w:after="0" w:line="280"/>
+              <w:jc w:val="left"/>
+            </w:pPr>
+            <w:r>
+              <w:rPr>
+                <w:rFonts w:ascii="Times New Roman" w:eastAsia="SimSun"/>
+                <w:b w:val="false"/>
+                <w:bCs w:val="false"/>
+                <w:color w:val="000000"/>
+                <w:sz w:val="21"/>
+                <w:szCs w:val="21"/>
+              </w:rPr>
+              <w:t xml:space="preserve">五向距离→OBSTACLE_DISTANCE</w:t>
+            </w:r>
+          </w:p>
+        </w:tc>
+        <w:tc>
+          <w:tcPr>
+            <w:tcW w:type="pct" w:w="1400"/>
+            <w:shd w:fill="FFFFFF" w:val="clear"/>
+            <w:tcMar>
+              <w:top w:type="dxa" w:w="50"/>
+              <w:left w:type="dxa" w:w="100"/>
+              <w:bottom w:type="dxa" w:w="50"/>
+              <w:right w:type="dxa" w:w="100"/>
+            </w:tcMar>
+            <w:vAlign w:val="center"/>
+          </w:tcPr>
+          <w:p>
+            <w:pPr>
+              <w:spacing w:after="0" w:line="280"/>
+              <w:jc w:val="left"/>
+            </w:pPr>
+            <w:r>
+              <w:rPr>
+                <w:rFonts w:ascii="Times New Roman" w:eastAsia="SimSun"/>
+                <w:b w:val="false"/>
+                <w:bCs w:val="false"/>
+                <w:color w:val="000000"/>
+                <w:sz w:val="21"/>
+                <w:szCs w:val="21"/>
+              </w:rPr>
+              <w:t xml:space="preserve">PX4 碰撞预防(障碍物制动)</w:t>
+            </w:r>
+          </w:p>
+        </w:tc>
+      </w:tr>
+      <w:tr>
+        <w:trPr>
+          <w:cantSplit/>
+        </w:trPr>
+        <w:tc>
+          <w:tcPr>
+            <w:tcW w:type="pct" w:w="850"/>
+            <w:shd w:fill="FFFFFF" w:val="clear"/>
+            <w:tcMar>
+              <w:top w:type="dxa" w:w="50"/>
+              <w:left w:type="dxa" w:w="100"/>
+              <w:bottom w:type="dxa" w:w="50"/>
+              <w:right w:type="dxa" w:w="100"/>
+            </w:tcMar>
+            <w:vAlign w:val="center"/>
+          </w:tcPr>
+          <w:p>
+            <w:pPr>
+              <w:spacing w:after="0" w:line="280"/>
+              <w:jc w:val="left"/>
+            </w:pPr>
+            <w:r>
+              <w:rPr>
+                <w:rFonts w:ascii="Times New Roman" w:eastAsia="SimSun"/>
+                <w:b w:val="false"/>
+                <w:bCs w:val="false"/>
+                <w:color w:val="000000"/>
+                <w:sz w:val="21"/>
+                <w:szCs w:val="21"/>
+              </w:rPr>
+              <w:t xml:space="preserve">vins_bridge</w:t>
+            </w:r>
+          </w:p>
+        </w:tc>
+        <w:tc>
+          <w:tcPr>
+            <w:tcW w:type="pct" w:w="450"/>
+            <w:shd w:fill="FFFFFF" w:val="clear"/>
+            <w:tcMar>
+              <w:top w:type="dxa" w:w="50"/>
+              <w:left w:type="dxa" w:w="100"/>
+              <w:bottom w:type="dxa" w:w="50"/>
+              <w:right w:type="dxa" w:w="100"/>
+            </w:tcMar>
+            <w:vAlign w:val="center"/>
+          </w:tcPr>
+          <w:p>
+            <w:pPr>
+              <w:spacing w:after="0" w:line="280"/>
+              <w:jc w:val="left"/>
+            </w:pPr>
+            <w:r>
+              <w:rPr>
+                <w:rFonts w:ascii="Times New Roman" w:eastAsia="SimSun"/>
+                <w:b w:val="false"/>
+                <w:bCs w:val="false"/>
+                <w:color w:val="000000"/>
+                <w:sz w:val="21"/>
+                <w:szCs w:val="21"/>
+              </w:rPr>
+              <w:t xml:space="preserve">10Hz</w:t>
+            </w:r>
+          </w:p>
+        </w:tc>
+        <w:tc>
+          <w:tcPr>
+            <w:tcW w:type="pct" w:w="650"/>
+            <w:shd w:fill="FFFFFF" w:val="clear"/>
+            <w:tcMar>
+              <w:top w:type="dxa" w:w="50"/>
+              <w:left w:type="dxa" w:w="100"/>
+              <w:bottom w:type="dxa" w:w="50"/>
+              <w:right w:type="dxa" w:w="100"/>
+            </w:tcMar>
+            <w:vAlign w:val="center"/>
+          </w:tcPr>
+          <w:p>
+            <w:pPr>
+              <w:spacing w:after="0" w:line="280"/>
+              <w:jc w:val="left"/>
+            </w:pPr>
+            <w:r>
+              <w:rPr>
+                <w:rFonts w:ascii="Times New Roman" w:eastAsia="SimSun"/>
+                <w:b w:val="false"/>
+                <w:bCs w:val="false"/>
+                <w:color w:val="000000"/>
+                <w:sz w:val="21"/>
+                <w:szCs w:val="21"/>
+              </w:rPr>
+              <w:t xml:space="preserve">≤2ms</w:t>
+            </w:r>
+          </w:p>
+        </w:tc>
+        <w:tc>
+          <w:tcPr>
+            <w:tcW w:type="pct" w:w="1650"/>
+            <w:shd w:fill="FFFFFF" w:val="clear"/>
+            <w:tcMar>
+              <w:top w:type="dxa" w:w="50"/>
+              <w:left w:type="dxa" w:w="100"/>
+              <w:bottom w:type="dxa" w:w="50"/>
+              <w:right w:type="dxa" w:w="100"/>
+            </w:tcMar>
+            <w:vAlign w:val="center"/>
+          </w:tcPr>
+          <w:p>
+            <w:pPr>
+              <w:spacing w:after="0" w:line="280"/>
+              <w:jc w:val="left"/>
+            </w:pPr>
+            <w:r>
+              <w:rPr>
+                <w:rFonts w:ascii="Times New Roman" w:eastAsia="SimSun"/>
+                <w:b w:val="false"/>
+                <w:bCs w:val="false"/>
+                <w:color w:val="000000"/>
+                <w:sz w:val="21"/>
+                <w:szCs w:val="21"/>
+              </w:rPr>
+              <w:t xml:space="preserve">VINS-Fusion 里程计+yaw对齐</w:t>
+            </w:r>
+          </w:p>
+        </w:tc>
+        <w:tc>
+          <w:tcPr>
+            <w:tcW w:type="pct" w:w="1400"/>
+            <w:shd w:fill="FFFFFF" w:val="clear"/>
+            <w:tcMar>
+              <w:top w:type="dxa" w:w="50"/>
+              <w:left w:type="dxa" w:w="100"/>
+              <w:bottom w:type="dxa" w:w="50"/>
+              <w:right w:type="dxa" w:w="100"/>
+            </w:tcMar>
+            <w:vAlign w:val="center"/>
+          </w:tcPr>
+          <w:p>
+            <w:pPr>
+              <w:spacing w:after="0" w:line="280"/>
+              <w:jc w:val="left"/>
+            </w:pPr>
+            <w:r>
+              <w:rPr>
+                <w:rFonts w:ascii="Times New Roman" w:eastAsia="SimSun"/>
+                <w:b w:val="false"/>
+                <w:bCs w:val="false"/>
+                <w:color w:val="000000"/>
+                <w:sz w:val="21"/>
+                <w:szCs w:val="21"/>
+              </w:rPr>
+              <w:t xml:space="preserve">无GPS 外部导航(EKF3 EV)</w:t>
+            </w:r>
+          </w:p>
+        </w:tc>
+      </w:tr>
+      <w:tr>
+        <w:trPr>
+          <w:cantSplit/>
+        </w:trPr>
+        <w:tc>
+          <w:tcPr>
+            <w:tcW w:type="pct" w:w="850"/>
+            <w:shd w:fill="FFFFFF" w:val="clear"/>
+            <w:tcMar>
+              <w:top w:type="dxa" w:w="50"/>
+              <w:left w:type="dxa" w:w="100"/>
+              <w:bottom w:type="dxa" w:w="50"/>
+              <w:right w:type="dxa" w:w="100"/>
+            </w:tcMar>
+            <w:vAlign w:val="center"/>
+          </w:tcPr>
+          <w:p>
+            <w:pPr>
+              <w:spacing w:after="0" w:line="280"/>
+              <w:jc w:val="left"/>
+            </w:pPr>
+            <w:r>
+              <w:rPr>
+                <w:rFonts w:ascii="Times New Roman" w:eastAsia="SimSun"/>
+                <w:b w:val="false"/>
+                <w:bCs w:val="false"/>
+                <w:color w:val="000000"/>
+                <w:sz w:val="21"/>
+                <w:szCs w:val="21"/>
+              </w:rPr>
+              <w:t xml:space="preserve">video_encoder</w:t>
+            </w:r>
+          </w:p>
+        </w:tc>
+        <w:tc>
+          <w:tcPr>
+            <w:tcW w:type="pct" w:w="450"/>
+            <w:shd w:fill="FFFFFF" w:val="clear"/>
+            <w:tcMar>
+              <w:top w:type="dxa" w:w="50"/>
+              <w:left w:type="dxa" w:w="100"/>
+              <w:bottom w:type="dxa" w:w="50"/>
+              <w:right w:type="dxa" w:w="100"/>
+            </w:tcMar>
+            <w:vAlign w:val="center"/>
+          </w:tcPr>
+          <w:p>
+            <w:pPr>
+              <w:spacing w:after="0" w:line="280"/>
+              <w:jc w:val="left"/>
+            </w:pPr>
+            <w:r>
+              <w:rPr>
+                <w:rFonts w:ascii="Times New Roman" w:eastAsia="SimSun"/>
+                <w:b w:val="false"/>
+                <w:bCs w:val="false"/>
+                <w:color w:val="000000"/>
+                <w:sz w:val="21"/>
+                <w:szCs w:val="21"/>
+              </w:rPr>
+              <w:t xml:space="preserve">60fps</w:t>
+            </w:r>
+          </w:p>
+        </w:tc>
+        <w:tc>
+          <w:tcPr>
+            <w:tcW w:type="pct" w:w="650"/>
+            <w:shd w:fill="FFFFFF" w:val="clear"/>
+            <w:tcMar>
+              <w:top w:type="dxa" w:w="50"/>
+              <w:left w:type="dxa" w:w="100"/>
+              <w:bottom w:type="dxa" w:w="50"/>
+              <w:right w:type="dxa" w:w="100"/>
+            </w:tcMar>
+            <w:vAlign w:val="center"/>
+          </w:tcPr>
+          <w:p>
+            <w:pPr>
+              <w:spacing w:after="0" w:line="280"/>
+              <w:jc w:val="left"/>
+            </w:pPr>
+            <w:r>
+              <w:rPr>
+                <w:rFonts w:ascii="Times New Roman" w:eastAsia="SimSun"/>
+                <w:b w:val="false"/>
+                <w:bCs w:val="false"/>
+                <w:color w:val="000000"/>
+                <w:sz w:val="21"/>
+                <w:szCs w:val="21"/>
+              </w:rPr>
+              <w:t xml:space="preserve">≤6ms</w:t>
+            </w:r>
+          </w:p>
+        </w:tc>
+        <w:tc>
+          <w:tcPr>
+            <w:tcW w:type="pct" w:w="1650"/>
+            <w:shd w:fill="FFFFFF" w:val="clear"/>
+            <w:tcMar>
+              <w:top w:type="dxa" w:w="50"/>
+              <w:left w:type="dxa" w:w="100"/>
+              <w:bottom w:type="dxa" w:w="50"/>
+              <w:right w:type="dxa" w:w="100"/>
+            </w:tcMar>
+            <w:vAlign w:val="center"/>
+          </w:tcPr>
+          <w:p>
+            <w:pPr>
+              <w:spacing w:after="0" w:line="280"/>
+              <w:jc w:val="left"/>
+            </w:pPr>
+            <w:r>
+              <w:rPr>
+                <w:rFonts w:ascii="Times New Roman" w:eastAsia="SimSun"/>
+                <w:b w:val="false"/>
+                <w:bCs w:val="false"/>
+                <w:color w:val="000000"/>
+                <w:sz w:val="21"/>
+                <w:szCs w:val="21"/>
+              </w:rPr>
+              <w:t xml:space="preserve">NVENC H.265 1080p60</w:t>
+            </w:r>
+          </w:p>
+        </w:tc>
+        <w:tc>
+          <w:tcPr>
+            <w:tcW w:type="pct" w:w="1400"/>
+            <w:shd w:fill="FFFFFF" w:val="clear"/>
+            <w:tcMar>
+              <w:top w:type="dxa" w:w="50"/>
+              <w:left w:type="dxa" w:w="100"/>
+              <w:bottom w:type="dxa" w:w="50"/>
+              <w:right w:type="dxa" w:w="100"/>
+            </w:tcMar>
+            <w:vAlign w:val="center"/>
+          </w:tcPr>
+          <w:p>
+            <w:pPr>
+              <w:spacing w:after="0" w:line="280"/>
+              <w:jc w:val="left"/>
+            </w:pPr>
+            <w:r>
+              <w:rPr>
+                <w:rFonts w:ascii="Times New Roman" w:eastAsia="SimSun"/>
+                <w:b w:val="false"/>
+                <w:bCs w:val="false"/>
+                <w:color w:val="000000"/>
+                <w:sz w:val="21"/>
+                <w:szCs w:val="21"/>
+              </w:rPr>
+              <w:t xml:space="preserve">OFDM 图传流</w:t>
+            </w:r>
+          </w:p>
+        </w:tc>
+      </w:tr>
+      <w:tr>
+        <w:trPr>
+          <w:cantSplit/>
+        </w:trPr>
+        <w:tc>
+          <w:tcPr>
+            <w:tcW w:type="pct" w:w="850"/>
+            <w:shd w:fill="FFFFFF" w:val="clear"/>
+            <w:tcMar>
+              <w:top w:type="dxa" w:w="50"/>
+              <w:left w:type="dxa" w:w="100"/>
+              <w:bottom w:type="dxa" w:w="50"/>
+              <w:right w:type="dxa" w:w="100"/>
+            </w:tcMar>
+            <w:vAlign w:val="center"/>
+          </w:tcPr>
+          <w:p>
+            <w:pPr>
+              <w:spacing w:after="0" w:line="280"/>
+              <w:jc w:val="left"/>
+            </w:pPr>
+            <w:r>
+              <w:rPr>
+                <w:rFonts w:ascii="Times New Roman" w:eastAsia="SimSun"/>
+                <w:b w:val="false"/>
+                <w:bCs w:val="false"/>
+                <w:color w:val="000000"/>
+                <w:sz w:val="21"/>
+                <w:szCs w:val="21"/>
+              </w:rPr>
+              <w:t xml:space="preserve">capture_node</w:t>
+            </w:r>
+          </w:p>
+        </w:tc>
+        <w:tc>
+          <w:tcPr>
+            <w:tcW w:type="pct" w:w="450"/>
+            <w:shd w:fill="FFFFFF" w:val="clear"/>
+            <w:tcMar>
+              <w:top w:type="dxa" w:w="50"/>
+              <w:left w:type="dxa" w:w="100"/>
+              <w:bottom w:type="dxa" w:w="50"/>
+              <w:right w:type="dxa" w:w="100"/>
+            </w:tcMar>
+            <w:vAlign w:val="center"/>
+          </w:tcPr>
+          <w:p>
+            <w:pPr>
+              <w:spacing w:after="0" w:line="280"/>
+              <w:jc w:val="left"/>
+            </w:pPr>
+            <w:r>
+              <w:rPr>
+                <w:rFonts w:ascii="Times New Roman" w:eastAsia="SimSun"/>
+                <w:b w:val="false"/>
+                <w:bCs w:val="false"/>
+                <w:color w:val="000000"/>
+                <w:sz w:val="21"/>
+                <w:szCs w:val="21"/>
+              </w:rPr>
+              <w:t xml:space="preserve">2Hz</w:t>
+            </w:r>
+          </w:p>
+        </w:tc>
+        <w:tc>
+          <w:tcPr>
+            <w:tcW w:type="pct" w:w="650"/>
+            <w:shd w:fill="FFFFFF" w:val="clear"/>
+            <w:tcMar>
+              <w:top w:type="dxa" w:w="50"/>
+              <w:left w:type="dxa" w:w="100"/>
+              <w:bottom w:type="dxa" w:w="50"/>
+              <w:right w:type="dxa" w:w="100"/>
+            </w:tcMar>
+            <w:vAlign w:val="center"/>
+          </w:tcPr>
+          <w:p>
+            <w:pPr>
+              <w:spacing w:after="0" w:line="280"/>
+              <w:jc w:val="left"/>
+            </w:pPr>
+            <w:r>
+              <w:rPr>
+                <w:rFonts w:ascii="Times New Roman" w:eastAsia="SimSun"/>
+                <w:b w:val="false"/>
+                <w:bCs w:val="false"/>
+                <w:color w:val="000000"/>
+                <w:sz w:val="21"/>
+                <w:szCs w:val="21"/>
+              </w:rPr>
+              <w:t xml:space="preserve">≤2ms</w:t>
+            </w:r>
+          </w:p>
+        </w:tc>
+        <w:tc>
+          <w:tcPr>
+            <w:tcW w:type="pct" w:w="1650"/>
+            <w:shd w:fill="FFFFFF" w:val="clear"/>
+            <w:tcMar>
+              <w:top w:type="dxa" w:w="50"/>
+              <w:left w:type="dxa" w:w="100"/>
+              <w:bottom w:type="dxa" w:w="50"/>
+              <w:right w:type="dxa" w:w="100"/>
+            </w:tcMar>
+            <w:vAlign w:val="center"/>
+          </w:tcPr>
+          <w:p>
+            <w:pPr>
+              <w:spacing w:after="0" w:line="280"/>
+              <w:jc w:val="left"/>
+            </w:pPr>
+            <w:r>
+              <w:rPr>
+                <w:rFonts w:ascii="Times New Roman" w:eastAsia="SimSun"/>
+                <w:b w:val="false"/>
+                <w:bCs w:val="false"/>
+                <w:color w:val="000000"/>
+                <w:sz w:val="21"/>
+                <w:szCs w:val="21"/>
+              </w:rPr>
+              <w:t xml:space="preserve">图像+RTK位姿关键帧采集</w:t>
+            </w:r>
+          </w:p>
+        </w:tc>
+        <w:tc>
+          <w:tcPr>
+            <w:tcW w:type="pct" w:w="1400"/>
+            <w:shd w:fill="FFFFFF" w:val="clear"/>
+            <w:tcMar>
+              <w:top w:type="dxa" w:w="50"/>
+              <w:left w:type="dxa" w:w="100"/>
+              <w:bottom w:type="dxa" w:w="50"/>
+              <w:right w:type="dxa" w:w="100"/>
+            </w:tcMar>
+            <w:vAlign w:val="center"/>
+          </w:tcPr>
+          <w:p>
+            <w:pPr>
+              <w:spacing w:after="0" w:line="280"/>
+              <w:jc w:val="left"/>
+            </w:pPr>
+            <w:r>
+              <w:rPr>
+                <w:rFonts w:ascii="Times New Roman" w:eastAsia="SimSun"/>
+                <w:b w:val="false"/>
+                <w:bCs w:val="false"/>
+                <w:color w:val="000000"/>
+                <w:sz w:val="21"/>
+                <w:szCs w:val="21"/>
+              </w:rPr>
+              <w:t xml:space="preserve">三维重建数据集</w:t>
+            </w:r>
+          </w:p>
+        </w:tc>
+      </w:tr>
     </w:tbl>
     <w:p>
       <w:pPr>
@@ -6628,7 +7403,7 @@
           <w:sz w:val="24"/>
           <w:szCs w:val="24"/>
         </w:rPr>
-        <w:t xml:space="preserve">semantic_nav 把前视深度图与语义分割融合成前向风险栅格（20 行×32 列，行=距离环，列=方位），类别代价权重：电线 10、墙体 4、地面 2、树木 1，电线再叠加细长结构检测增益——电线是航拍机最高危障碍，纯几何避障几乎测不到。栅格进入 EGO-Planner 做局部重规划（外部 ROS2 移植包，本节点负责封装与压频），正前方近场高危时先停+侧向绕行，畅通时按中线风险线性放行巡航速度。Octomap 由深度+RTK 位姿增量更新，供全局航点规划使用。</w:t>
+        <w:t xml:space="preserve">semantic_nav 把前视深度图与语义分割融合成前向风险栅格（20 行×32 列，行=距离环，列=方位），类别代价权重：电线 10、墙体 4、地面 2、树木 1，电线再叠加细长结构检测增益——电线是航拍机最高危障碍，纯几何避障几乎测不到。栅格进入 EGO-Planner 做局部重规划（外部 ROS2 移植包，planner_bridge 负责封装与压频），正前方近场高危时先停+侧向绕行，畅通时按中线风险线性放行巡航速度。全局层由 planner_bridge 在 Octomap 2.5D 投影上跑 A*（地面站航点 → 参考线 → 前瞻点喂 EGO-Planner），动态障碍物出现时通知其重规划——局部动态避障与全局航点规划在此汇合。</w:t>
       </w:r>
     </w:p>
     <w:p>
@@ -6881,6 +7656,26 @@
         <w:t xml:space="preserve">5.4  故障在线诊断</w:t>
       </w:r>
       <w:bookmarkEnd w:id="22"/>
+    </w:p>
+    <w:p>
+      <w:pPr>
+        <w:spacing w:after="60" w:line="312"/>
+        <w:ind w:firstLine="480"/>
+        <w:jc w:val="both"/>
+      </w:pPr>
+      <w:r>
+        <w:rPr>
+          <w:rFonts w:ascii="Times New Roman" w:eastAsia="SimSun"/>
+          <w:b w:val="false"/>
+          <w:bCs w:val="false"/>
+          <w:i w:val="false"/>
+          <w:iCs w:val="false"/>
+          <w:color w:val="000000"/>
+          <w:sz w:val="24"/>
+          <w:szCs w:val="24"/>
+        </w:rPr>
+        <w:t xml:space="preserve">障碍物制动由两套机制互补：AI 层 semantic_nav 绕行之外，飞控域的 PX4 Collision Prevention（CP_DIST=2.5m）直接消费 obstacle_send 发布的 OBSTACLE_DISTANCE，位置模式下飞控位置环直接制动——AI 全挂制动仍在。无 GPS 环境下 vins_bridge 把 VINS-Fusion 视觉惯导（yaw 对齐磁北）经 MAVROS odometry/out 喂 EKF3 外部导航（EKF2_EV_CTRL），并内置与气压高度的漂移监控，超 3m 自报降级。</w:t>
+      </w:r>
     </w:p>
     <w:p>
       <w:pPr>
@@ -8120,7 +8915,7 @@
           <w:sz w:val="24"/>
           <w:szCs w:val="24"/>
         </w:rPr>
-        <w:t xml:space="preserve">ground_station/gcs_qt.py：MJPEG/H.265 实时视频窗、遥测面板（模式/高度/速度/电量/AI 链路健康）、NED 航迹图（pyqtgraph）、航点任务编辑表与下发；Web 端地面站用同一套 UDP/JSON 协议（rosbridge WebSocket 亦可），二者共享 gcs_bridge 的数据出口。飞行日志导出回放：PX4 ulog（pyulog 解析）+ Orin 侧 ros2 bag，时间戳以 gcs_bridge 打点对齐。</w:t>
+        <w:t xml:space="preserve">ground_station/gcs_qt.py：MJPEG/H.265 实时视频窗、遥测面板（模式/高度/速度/电量/AI 链路健康）、NED 航迹图（pyqtgraph）、航点任务编辑表与下发；Web 网页地面站（web_gcs：零依赖 Python 后端 + three.js 三维地图）与 Qt 端、手机 APP 共用 gcs_bridge 的 20Hz 遥测 JSON 多端广播（gcs_ips 列表并行接入），Web 端覆盖实时视频、AI 识别框、Octomap 三维地图与飞行轨迹、任务在线编辑、参数热下发、日志列表——手机 APP 走同一套 JSON/RTSP 协议，mavlink_router 可分流 MAVLink 直连。飞行日志导出回放：PX4 ulog（pyulog 解析）+ Orin 侧 ros2 bag，时间戳以 gcs_bridge 打点对齐。</w:t>
       </w:r>
     </w:p>
     <w:p>
@@ -11130,6 +11925,396 @@
                 <w:szCs w:val="21"/>
               </w:rPr>
               <w:t xml:space="preserve">输出对齐图2-1 预算</w:t>
+            </w:r>
+          </w:p>
+        </w:tc>
+      </w:tr>
+      <w:tr>
+        <w:trPr>
+          <w:cantSplit/>
+        </w:trPr>
+        <w:tc>
+          <w:tcPr>
+            <w:tcW w:type="pct" w:w="2200"/>
+            <w:shd w:fill="FFFFFF" w:val="clear"/>
+            <w:tcMar>
+              <w:top w:type="dxa" w:w="50"/>
+              <w:left w:type="dxa" w:w="100"/>
+              <w:bottom w:type="dxa" w:w="50"/>
+              <w:right w:type="dxa" w:w="100"/>
+            </w:tcMar>
+            <w:vAlign w:val="center"/>
+          </w:tcPr>
+          <w:p>
+            <w:pPr>
+              <w:spacing w:after="0" w:line="280"/>
+              <w:jc w:val="left"/>
+            </w:pPr>
+            <w:r>
+              <w:rPr>
+                <w:rFonts w:ascii="Times New Roman" w:eastAsia="SimSun"/>
+                <w:b w:val="false"/>
+                <w:bCs w:val="false"/>
+                <w:color w:val="000000"/>
+                <w:sz w:val="21"/>
+                <w:szCs w:val="21"/>
+              </w:rPr>
+              <w:t xml:space="preserve">ros2_ws/src/perception/obstacle_send.py</w:t>
+            </w:r>
+          </w:p>
+        </w:tc>
+        <w:tc>
+          <w:tcPr>
+            <w:tcW w:type="pct" w:w="2800"/>
+            <w:shd w:fill="FFFFFF" w:val="clear"/>
+            <w:tcMar>
+              <w:top w:type="dxa" w:w="50"/>
+              <w:left w:type="dxa" w:w="100"/>
+              <w:bottom w:type="dxa" w:w="50"/>
+              <w:right w:type="dxa" w:w="100"/>
+            </w:tcMar>
+            <w:vAlign w:val="center"/>
+          </w:tcPr>
+          <w:p>
+            <w:pPr>
+              <w:spacing w:after="0" w:line="280"/>
+              <w:jc w:val="left"/>
+            </w:pPr>
+            <w:r>
+              <w:rPr>
+                <w:rFonts w:ascii="Times New Roman" w:eastAsia="SimSun"/>
+                <w:b w:val="false"/>
+                <w:bCs w:val="false"/>
+                <w:color w:val="000000"/>
+                <w:sz w:val="21"/>
+                <w:szCs w:val="21"/>
+              </w:rPr>
+              <w:t xml:space="preserve">OBSTACLE_DISTANCE 10Hz; CP_DIST 制动台架验证</w:t>
+            </w:r>
+          </w:p>
+        </w:tc>
+      </w:tr>
+      <w:tr>
+        <w:trPr>
+          <w:cantSplit/>
+        </w:trPr>
+        <w:tc>
+          <w:tcPr>
+            <w:tcW w:type="pct" w:w="2200"/>
+            <w:shd w:fill="FFFFFF" w:val="clear"/>
+            <w:tcMar>
+              <w:top w:type="dxa" w:w="50"/>
+              <w:left w:type="dxa" w:w="100"/>
+              <w:bottom w:type="dxa" w:w="50"/>
+              <w:right w:type="dxa" w:w="100"/>
+            </w:tcMar>
+            <w:vAlign w:val="center"/>
+          </w:tcPr>
+          <w:p>
+            <w:pPr>
+              <w:spacing w:after="0" w:line="280"/>
+              <w:jc w:val="left"/>
+            </w:pPr>
+            <w:r>
+              <w:rPr>
+                <w:rFonts w:ascii="Times New Roman" w:eastAsia="SimSun"/>
+                <w:b w:val="false"/>
+                <w:bCs w:val="false"/>
+                <w:color w:val="000000"/>
+                <w:sz w:val="21"/>
+                <w:szCs w:val="21"/>
+              </w:rPr>
+              <w:t xml:space="preserve">ros2_ws/src/navigation/planner_bridge.py</w:t>
+            </w:r>
+          </w:p>
+        </w:tc>
+        <w:tc>
+          <w:tcPr>
+            <w:tcW w:type="pct" w:w="2800"/>
+            <w:shd w:fill="FFFFFF" w:val="clear"/>
+            <w:tcMar>
+              <w:top w:type="dxa" w:w="50"/>
+              <w:left w:type="dxa" w:w="100"/>
+              <w:bottom w:type="dxa" w:w="50"/>
+              <w:right w:type="dxa" w:w="100"/>
+            </w:tcMar>
+            <w:vAlign w:val="center"/>
+          </w:tcPr>
+          <w:p>
+            <w:pPr>
+              <w:spacing w:after="0" w:line="280"/>
+              <w:jc w:val="left"/>
+            </w:pPr>
+            <w:r>
+              <w:rPr>
+                <w:rFonts w:ascii="Times New Roman" w:eastAsia="SimSun"/>
+                <w:b w:val="false"/>
+                <w:bCs w:val="false"/>
+                <w:color w:val="000000"/>
+                <w:sz w:val="21"/>
+                <w:szCs w:val="21"/>
+              </w:rPr>
+              <w:t xml:space="preserve">航点任务 A* 绕障; EGO-Planner goal 收发</w:t>
+            </w:r>
+          </w:p>
+        </w:tc>
+      </w:tr>
+      <w:tr>
+        <w:trPr>
+          <w:cantSplit/>
+        </w:trPr>
+        <w:tc>
+          <w:tcPr>
+            <w:tcW w:type="pct" w:w="2200"/>
+            <w:shd w:fill="FFFFFF" w:val="clear"/>
+            <w:tcMar>
+              <w:top w:type="dxa" w:w="50"/>
+              <w:left w:type="dxa" w:w="100"/>
+              <w:bottom w:type="dxa" w:w="50"/>
+              <w:right w:type="dxa" w:w="100"/>
+            </w:tcMar>
+            <w:vAlign w:val="center"/>
+          </w:tcPr>
+          <w:p>
+            <w:pPr>
+              <w:spacing w:after="0" w:line="280"/>
+              <w:jc w:val="left"/>
+            </w:pPr>
+            <w:r>
+              <w:rPr>
+                <w:rFonts w:ascii="Times New Roman" w:eastAsia="SimSun"/>
+                <w:b w:val="false"/>
+                <w:bCs w:val="false"/>
+                <w:color w:val="000000"/>
+                <w:sz w:val="21"/>
+                <w:szCs w:val="21"/>
+              </w:rPr>
+              <w:t xml:space="preserve">ros2_ws/src/navigation/vins_bridge.py</w:t>
+            </w:r>
+          </w:p>
+        </w:tc>
+        <w:tc>
+          <w:tcPr>
+            <w:tcW w:type="pct" w:w="2800"/>
+            <w:shd w:fill="FFFFFF" w:val="clear"/>
+            <w:tcMar>
+              <w:top w:type="dxa" w:w="50"/>
+              <w:left w:type="dxa" w:w="100"/>
+              <w:bottom w:type="dxa" w:w="50"/>
+              <w:right w:type="dxa" w:w="100"/>
+            </w:tcMar>
+            <w:vAlign w:val="center"/>
+          </w:tcPr>
+          <w:p>
+            <w:pPr>
+              <w:spacing w:after="0" w:line="280"/>
+              <w:jc w:val="left"/>
+            </w:pPr>
+            <w:r>
+              <w:rPr>
+                <w:rFonts w:ascii="Times New Roman" w:eastAsia="SimSun"/>
+                <w:b w:val="false"/>
+                <w:bCs w:val="false"/>
+                <w:color w:val="000000"/>
+                <w:sz w:val="21"/>
+                <w:szCs w:val="21"/>
+              </w:rPr>
+              <w:t xml:space="preserve">无GPS 仿真: EKF3 EV 融合, 漂移告警注入</w:t>
+            </w:r>
+          </w:p>
+        </w:tc>
+      </w:tr>
+      <w:tr>
+        <w:trPr>
+          <w:cantSplit/>
+        </w:trPr>
+        <w:tc>
+          <w:tcPr>
+            <w:tcW w:type="pct" w:w="2200"/>
+            <w:shd w:fill="FFFFFF" w:val="clear"/>
+            <w:tcMar>
+              <w:top w:type="dxa" w:w="50"/>
+              <w:left w:type="dxa" w:w="100"/>
+              <w:bottom w:type="dxa" w:w="50"/>
+              <w:right w:type="dxa" w:w="100"/>
+            </w:tcMar>
+            <w:vAlign w:val="center"/>
+          </w:tcPr>
+          <w:p>
+            <w:pPr>
+              <w:spacing w:after="0" w:line="280"/>
+              <w:jc w:val="left"/>
+            </w:pPr>
+            <w:r>
+              <w:rPr>
+                <w:rFonts w:ascii="Times New Roman" w:eastAsia="SimSun"/>
+                <w:b w:val="false"/>
+                <w:bCs w:val="false"/>
+                <w:color w:val="000000"/>
+                <w:sz w:val="21"/>
+                <w:szCs w:val="21"/>
+              </w:rPr>
+              <w:t xml:space="preserve">ros2_ws/src/ground_link/video_encoder.py</w:t>
+            </w:r>
+          </w:p>
+        </w:tc>
+        <w:tc>
+          <w:tcPr>
+            <w:tcW w:type="pct" w:w="2800"/>
+            <w:shd w:fill="FFFFFF" w:val="clear"/>
+            <w:tcMar>
+              <w:top w:type="dxa" w:w="50"/>
+              <w:left w:type="dxa" w:w="100"/>
+              <w:bottom w:type="dxa" w:w="50"/>
+              <w:right w:type="dxa" w:w="100"/>
+            </w:tcMar>
+            <w:vAlign w:val="center"/>
+          </w:tcPr>
+          <w:p>
+            <w:pPr>
+              <w:spacing w:after="0" w:line="280"/>
+              <w:jc w:val="left"/>
+            </w:pPr>
+            <w:r>
+              <w:rPr>
+                <w:rFonts w:ascii="Times New Roman" w:eastAsia="SimSun"/>
+                <w:b w:val="false"/>
+                <w:bCs w:val="false"/>
+                <w:color w:val="000000"/>
+                <w:sz w:val="21"/>
+                <w:szCs w:val="21"/>
+              </w:rPr>
+              <w:t xml:space="preserve">NVENC 管线存活看门狗; 码率自适应</w:t>
+            </w:r>
+          </w:p>
+        </w:tc>
+      </w:tr>
+      <w:tr>
+        <w:trPr>
+          <w:cantSplit/>
+        </w:trPr>
+        <w:tc>
+          <w:tcPr>
+            <w:tcW w:type="pct" w:w="2200"/>
+            <w:shd w:fill="FFFFFF" w:val="clear"/>
+            <w:tcMar>
+              <w:top w:type="dxa" w:w="50"/>
+              <w:left w:type="dxa" w:w="100"/>
+              <w:bottom w:type="dxa" w:w="50"/>
+              <w:right w:type="dxa" w:w="100"/>
+            </w:tcMar>
+            <w:vAlign w:val="center"/>
+          </w:tcPr>
+          <w:p>
+            <w:pPr>
+              <w:spacing w:after="0" w:line="280"/>
+              <w:jc w:val="left"/>
+            </w:pPr>
+            <w:r>
+              <w:rPr>
+                <w:rFonts w:ascii="Times New Roman" w:eastAsia="SimSun"/>
+                <w:b w:val="false"/>
+                <w:bCs w:val="false"/>
+                <w:color w:val="000000"/>
+                <w:sz w:val="21"/>
+                <w:szCs w:val="21"/>
+              </w:rPr>
+              <w:t xml:space="preserve">ros2_ws/src/reconstruction/capture_node.py</w:t>
+            </w:r>
+          </w:p>
+        </w:tc>
+        <w:tc>
+          <w:tcPr>
+            <w:tcW w:type="pct" w:w="2800"/>
+            <w:shd w:fill="FFFFFF" w:val="clear"/>
+            <w:tcMar>
+              <w:top w:type="dxa" w:w="50"/>
+              <w:left w:type="dxa" w:w="100"/>
+              <w:bottom w:type="dxa" w:w="50"/>
+              <w:right w:type="dxa" w:w="100"/>
+            </w:tcMar>
+            <w:vAlign w:val="center"/>
+          </w:tcPr>
+          <w:p>
+            <w:pPr>
+              <w:spacing w:after="0" w:line="280"/>
+              <w:jc w:val="left"/>
+            </w:pPr>
+            <w:r>
+              <w:rPr>
+                <w:rFonts w:ascii="Times New Roman" w:eastAsia="SimSun"/>
+                <w:b w:val="false"/>
+                <w:bCs w:val="false"/>
+                <w:color w:val="000000"/>
+                <w:sz w:val="21"/>
+                <w:szCs w:val="21"/>
+              </w:rPr>
+              <w:t xml:space="preserve">关键帧运动间隔; meta.json 位姿完整</w:t>
+            </w:r>
+          </w:p>
+        </w:tc>
+      </w:tr>
+      <w:tr>
+        <w:trPr>
+          <w:cantSplit/>
+        </w:trPr>
+        <w:tc>
+          <w:tcPr>
+            <w:tcW w:type="pct" w:w="2200"/>
+            <w:shd w:fill="FFFFFF" w:val="clear"/>
+            <w:tcMar>
+              <w:top w:type="dxa" w:w="50"/>
+              <w:left w:type="dxa" w:w="100"/>
+              <w:bottom w:type="dxa" w:w="50"/>
+              <w:right w:type="dxa" w:w="100"/>
+            </w:tcMar>
+            <w:vAlign w:val="center"/>
+          </w:tcPr>
+          <w:p>
+            <w:pPr>
+              <w:spacing w:after="0" w:line="280"/>
+              <w:jc w:val="left"/>
+            </w:pPr>
+            <w:r>
+              <w:rPr>
+                <w:rFonts w:ascii="Times New Roman" w:eastAsia="SimSun"/>
+                <w:b w:val="false"/>
+                <w:bCs w:val="false"/>
+                <w:color w:val="000000"/>
+                <w:sz w:val="21"/>
+                <w:szCs w:val="21"/>
+              </w:rPr>
+              <w:t xml:space="preserve">ground_station/web_gcs/（server.py+index.html）</w:t>
+            </w:r>
+          </w:p>
+        </w:tc>
+        <w:tc>
+          <w:tcPr>
+            <w:tcW w:type="pct" w:w="2800"/>
+            <w:shd w:fill="FFFFFF" w:val="clear"/>
+            <w:tcMar>
+              <w:top w:type="dxa" w:w="50"/>
+              <w:left w:type="dxa" w:w="100"/>
+              <w:bottom w:type="dxa" w:w="50"/>
+              <w:right w:type="dxa" w:w="100"/>
+            </w:tcMar>
+            <w:vAlign w:val="center"/>
+          </w:tcPr>
+          <w:p>
+            <w:pPr>
+              <w:spacing w:after="0" w:line="280"/>
+              <w:jc w:val="left"/>
+            </w:pPr>
+            <w:r>
+              <w:rPr>
+                <w:rFonts w:ascii="Times New Roman" w:eastAsia="SimSun"/>
+                <w:b w:val="false"/>
+                <w:bCs w:val="false"/>
+                <w:color w:val="000000"/>
+                <w:sz w:val="21"/>
+                <w:szCs w:val="21"/>
+              </w:rPr>
+              <w:t xml:space="preserve">浏览器三端打开: 视频/三维地图/任务/参数/日志</w:t>
             </w:r>
           </w:p>
         </w:tc>
